--- a/backend/templates/template4.docx
+++ b/backend/templates/template4.docx
@@ -9,6 +9,8 @@
           <w:rFonts w:ascii="Times New Roman" w:hAnsi="Times New Roman" w:cs="Times New Roman"/>
           <w:b/>
           <w:bCs/>
+          <w:sz w:val="24"/>
+          <w:szCs w:val="24"/>
           <w:lang w:val="en-US"/>
         </w:rPr>
       </w:pPr>
@@ -17,6 +19,8 @@
           <w:rFonts w:ascii="Times New Roman" w:hAnsi="Times New Roman" w:cs="Times New Roman"/>
           <w:b/>
           <w:bCs/>
+          <w:sz w:val="24"/>
+          <w:szCs w:val="24"/>
           <w:lang w:val="en-US"/>
         </w:rPr>
         <w:t>{</w:t>
@@ -27,6 +31,8 @@
           <w:rFonts w:ascii="Times New Roman" w:hAnsi="Times New Roman" w:cs="Times New Roman"/>
           <w:b/>
           <w:bCs/>
+          <w:sz w:val="24"/>
+          <w:szCs w:val="24"/>
           <w:lang w:val="en-US"/>
         </w:rPr>
         <w:t>assessmentName</w:t>
@@ -37,6 +43,8 @@
           <w:rFonts w:ascii="Times New Roman" w:hAnsi="Times New Roman" w:cs="Times New Roman"/>
           <w:b/>
           <w:bCs/>
+          <w:sz w:val="24"/>
+          <w:szCs w:val="24"/>
           <w:lang w:val="en-US"/>
         </w:rPr>
         <w:t>}</w:t>
@@ -49,6 +57,8 @@
           <w:rFonts w:ascii="Times New Roman" w:hAnsi="Times New Roman" w:cs="Times New Roman"/>
           <w:b/>
           <w:bCs/>
+          <w:sz w:val="24"/>
+          <w:szCs w:val="24"/>
           <w:lang w:val="en-US"/>
         </w:rPr>
       </w:pPr>
@@ -57,6 +67,8 @@
           <w:rFonts w:ascii="Times New Roman" w:hAnsi="Times New Roman" w:cs="Times New Roman"/>
           <w:b/>
           <w:bCs/>
+          <w:sz w:val="24"/>
+          <w:szCs w:val="24"/>
           <w:lang w:val="en-US"/>
         </w:rPr>
         <w:t>{</w:t>
@@ -67,6 +79,8 @@
           <w:rFonts w:ascii="Times New Roman" w:hAnsi="Times New Roman" w:cs="Times New Roman"/>
           <w:b/>
           <w:bCs/>
+          <w:sz w:val="24"/>
+          <w:szCs w:val="24"/>
           <w:lang w:val="en-US"/>
         </w:rPr>
         <w:t>courseCode</w:t>
@@ -77,6 +91,8 @@
           <w:rFonts w:ascii="Times New Roman" w:hAnsi="Times New Roman" w:cs="Times New Roman"/>
           <w:b/>
           <w:bCs/>
+          <w:sz w:val="24"/>
+          <w:szCs w:val="24"/>
           <w:lang w:val="en-US"/>
         </w:rPr>
         <w:t>}: {</w:t>
@@ -87,6 +103,8 @@
           <w:rFonts w:ascii="Times New Roman" w:hAnsi="Times New Roman" w:cs="Times New Roman"/>
           <w:b/>
           <w:bCs/>
+          <w:sz w:val="24"/>
+          <w:szCs w:val="24"/>
           <w:lang w:val="en-US"/>
         </w:rPr>
         <w:t>courseName</w:t>
@@ -97,6 +115,8 @@
           <w:rFonts w:ascii="Times New Roman" w:hAnsi="Times New Roman" w:cs="Times New Roman"/>
           <w:b/>
           <w:bCs/>
+          <w:sz w:val="24"/>
+          <w:szCs w:val="24"/>
           <w:lang w:val="en-US"/>
         </w:rPr>
         <w:t>}</w:t>
@@ -109,6 +129,8 @@
           <w:rFonts w:ascii="Times New Roman" w:hAnsi="Times New Roman" w:cs="Times New Roman"/>
           <w:b/>
           <w:bCs/>
+          <w:sz w:val="24"/>
+          <w:szCs w:val="24"/>
           <w:lang w:val="en-US"/>
         </w:rPr>
       </w:pPr>
@@ -120,6 +142,8 @@
           <w:rFonts w:ascii="Times New Roman" w:hAnsi="Times New Roman" w:cs="Times New Roman"/>
           <w:b/>
           <w:bCs/>
+          <w:sz w:val="24"/>
+          <w:szCs w:val="24"/>
           <w:lang w:val="en-US"/>
         </w:rPr>
       </w:pPr>
@@ -128,6 +152,8 @@
           <w:rFonts w:ascii="Times New Roman" w:hAnsi="Times New Roman" w:cs="Times New Roman"/>
           <w:b/>
           <w:bCs/>
+          <w:sz w:val="24"/>
+          <w:szCs w:val="24"/>
           <w:lang w:val="en-US"/>
         </w:rPr>
         <w:t>Name: _______________ Roll No: __________ Reg No: __________ Section: ____________</w:t>
@@ -139,6 +165,8 @@
           <w:rFonts w:ascii="Times New Roman" w:hAnsi="Times New Roman" w:cs="Times New Roman"/>
           <w:b/>
           <w:bCs/>
+          <w:sz w:val="24"/>
+          <w:szCs w:val="24"/>
           <w:lang w:val="en-US"/>
         </w:rPr>
       </w:pPr>
@@ -147,6 +175,8 @@
           <w:rFonts w:ascii="Times New Roman" w:hAnsi="Times New Roman" w:cs="Times New Roman"/>
           <w:b/>
           <w:bCs/>
+          <w:sz w:val="24"/>
+          <w:szCs w:val="24"/>
           <w:lang w:val="en-US"/>
         </w:rPr>
         <w:t>General Instructions</w:t>
@@ -165,6 +195,8 @@
           <w:rFonts w:ascii="Times New Roman" w:eastAsia="Times New Roman" w:hAnsi="Times New Roman" w:cs="Times New Roman"/>
           <w:b/>
           <w:bCs/>
+          <w:sz w:val="24"/>
+          <w:szCs w:val="24"/>
           <w:lang w:val="en-IN" w:eastAsia="en-IN"/>
         </w:rPr>
       </w:pPr>
@@ -173,6 +205,8 @@
           <w:rFonts w:ascii="Times New Roman" w:eastAsia="Times New Roman" w:hAnsi="Times New Roman" w:cs="Times New Roman"/>
           <w:b/>
           <w:bCs/>
+          <w:sz w:val="24"/>
+          <w:szCs w:val="24"/>
           <w:lang w:val="en-IN" w:eastAsia="en-IN"/>
         </w:rPr>
         <w:t>Turn off and submit all mobile phones to the invigilator before the exam starts.</w:t>
@@ -191,6 +225,8 @@
           <w:rFonts w:ascii="Times New Roman" w:eastAsia="Times New Roman" w:hAnsi="Times New Roman" w:cs="Times New Roman"/>
           <w:b/>
           <w:bCs/>
+          <w:sz w:val="24"/>
+          <w:szCs w:val="24"/>
           <w:lang w:val="en-IN" w:eastAsia="en-IN"/>
         </w:rPr>
       </w:pPr>
@@ -199,6 +235,8 @@
           <w:rFonts w:ascii="Times New Roman" w:eastAsia="Times New Roman" w:hAnsi="Times New Roman" w:cs="Times New Roman"/>
           <w:b/>
           <w:bCs/>
+          <w:sz w:val="24"/>
+          <w:szCs w:val="24"/>
           <w:lang w:val="en-IN" w:eastAsia="en-IN"/>
         </w:rPr>
         <w:t>Use blue or black ink for writing answers; pencils are allowed only for diagrams.</w:t>
@@ -217,6 +255,8 @@
           <w:rFonts w:ascii="Times New Roman" w:eastAsia="Times New Roman" w:hAnsi="Times New Roman" w:cs="Times New Roman"/>
           <w:b/>
           <w:bCs/>
+          <w:sz w:val="24"/>
+          <w:szCs w:val="24"/>
           <w:lang w:val="en-IN" w:eastAsia="en-IN"/>
         </w:rPr>
       </w:pPr>
@@ -225,6 +265,8 @@
           <w:rFonts w:ascii="Times New Roman" w:eastAsia="Times New Roman" w:hAnsi="Times New Roman" w:cs="Times New Roman"/>
           <w:b/>
           <w:bCs/>
+          <w:sz w:val="24"/>
+          <w:szCs w:val="24"/>
           <w:lang w:val="en-IN" w:eastAsia="en-IN"/>
         </w:rPr>
         <w:t>Maintain silence and do not communicate with other students during the exam.</w:t>
@@ -243,6 +285,8 @@
           <w:rFonts w:ascii="Times New Roman" w:eastAsia="Times New Roman" w:hAnsi="Times New Roman" w:cs="Times New Roman"/>
           <w:b/>
           <w:bCs/>
+          <w:sz w:val="24"/>
+          <w:szCs w:val="24"/>
           <w:lang w:val="en-IN" w:eastAsia="en-IN"/>
         </w:rPr>
       </w:pPr>
@@ -251,6 +295,8 @@
           <w:rFonts w:ascii="Times New Roman" w:eastAsia="Times New Roman" w:hAnsi="Times New Roman" w:cs="Times New Roman"/>
           <w:b/>
           <w:bCs/>
+          <w:sz w:val="24"/>
+          <w:szCs w:val="24"/>
           <w:lang w:val="en-IN" w:eastAsia="en-IN"/>
         </w:rPr>
         <w:t>Raise your hand to ask any questions; do not leave your seat without permission.</w:t>
@@ -268,6 +314,8 @@
           <w:rFonts w:ascii="Times New Roman" w:hAnsi="Times New Roman" w:cs="Times New Roman"/>
           <w:b/>
           <w:bCs/>
+          <w:sz w:val="24"/>
+          <w:szCs w:val="24"/>
           <w:lang w:val="en-US"/>
         </w:rPr>
       </w:pPr>
@@ -276,9 +324,22 @@
           <w:rFonts w:ascii="Times New Roman" w:eastAsia="Times New Roman" w:hAnsi="Times New Roman" w:cs="Times New Roman"/>
           <w:b/>
           <w:bCs/>
+          <w:sz w:val="24"/>
+          <w:szCs w:val="24"/>
           <w:lang w:val="en-IN" w:eastAsia="en-IN"/>
         </w:rPr>
-        <w:t>Submit your answer sheets promptly at the end of the exam; late submissions will not be accepted.</w:t>
+        <w:t>Submit your answer sheets promptly at the end of the exam</w:t>
+      </w:r>
+      <w:r>
+        <w:rPr>
+          <w:rFonts w:ascii="Times New Roman" w:eastAsia="Times New Roman" w:hAnsi="Times New Roman" w:cs="Times New Roman"/>
+          <w:b/>
+          <w:bCs/>
+          <w:sz w:val="24"/>
+          <w:szCs w:val="24"/>
+          <w:lang w:val="en-IN" w:eastAsia="en-IN"/>
+        </w:rPr>
+        <w:t>.</w:t>
       </w:r>
     </w:p>
     <w:p>
@@ -292,6 +353,7 @@
     <w:p>
       <w:pPr>
         <w:spacing w:after="0"/>
+        <w:ind w:left="360"/>
         <w:rPr>
           <w:rFonts w:ascii="Times New Roman" w:hAnsi="Times New Roman" w:cs="Times New Roman"/>
         </w:rPr>
@@ -305,29 +367,39 @@
     </w:p>
     <w:p>
       <w:pPr>
-        <w:spacing w:after="0"/>
-        <w:rPr>
-          <w:rFonts w:ascii="Times New Roman" w:hAnsi="Times New Roman" w:cs="Times New Roman"/>
-        </w:rPr>
-      </w:pPr>
-      <w:r>
-        <w:rPr>
-          <w:rFonts w:ascii="Times New Roman" w:hAnsi="Times New Roman" w:cs="Times New Roman"/>
-          <w:b/>
-          <w:bCs/>
-        </w:rPr>
-        <w:t>{number}.</w:t>
-      </w:r>
-      <w:r>
-        <w:rPr>
-          <w:rFonts w:ascii="Times New Roman" w:hAnsi="Times New Roman" w:cs="Times New Roman"/>
-        </w:rPr>
-        <w:t xml:space="preserve"> {text}</w:t>
+        <w:spacing w:before="240"/>
+        <w:ind w:left="360"/>
+        <w:rPr>
+          <w:rFonts w:ascii="Times New Roman" w:hAnsi="Times New Roman" w:cs="Times New Roman"/>
+          <w:b/>
+          <w:bCs/>
+          <w:sz w:val="24"/>
+          <w:szCs w:val="24"/>
+        </w:rPr>
+      </w:pPr>
+      <w:r>
+        <w:rPr>
+          <w:rFonts w:ascii="Times New Roman" w:hAnsi="Times New Roman" w:cs="Times New Roman"/>
+          <w:b/>
+          <w:bCs/>
+          <w:sz w:val="24"/>
+          <w:szCs w:val="24"/>
+        </w:rPr>
+        <w:t xml:space="preserve">{number}. </w:t>
+      </w:r>
+      <w:r>
+        <w:rPr>
+          <w:rFonts w:ascii="Times New Roman" w:hAnsi="Times New Roman" w:cs="Times New Roman"/>
+          <w:sz w:val="24"/>
+          <w:szCs w:val="24"/>
+        </w:rPr>
+        <w:t>{text}</w:t>
       </w:r>
     </w:p>
     <w:p>
       <w:pPr>
         <w:spacing w:after="0"/>
+        <w:ind w:left="360"/>
         <w:rPr>
           <w:rFonts w:ascii="Times New Roman" w:hAnsi="Times New Roman" w:cs="Times New Roman"/>
         </w:rPr>
@@ -341,7 +413,7 @@
     </w:p>
     <w:sectPr>
       <w:pgSz w:w="11906" w:h="16838"/>
-      <w:pgMar w:top="720" w:right="720" w:bottom="720" w:left="720" w:header="708" w:footer="708" w:gutter="0"/>
+      <w:pgMar w:top="720" w:right="720" w:bottom="720" w:left="567" w:header="709" w:footer="709" w:gutter="0"/>
       <w:cols w:space="708"/>
       <w:docGrid w:linePitch="360"/>
     </w:sectPr>

--- a/backend/templates/template4.docx
+++ b/backend/templates/template4.docx
@@ -371,8 +371,6 @@
         <w:ind w:left="360"/>
         <w:rPr>
           <w:rFonts w:ascii="Times New Roman" w:hAnsi="Times New Roman" w:cs="Times New Roman"/>
-          <w:b/>
-          <w:bCs/>
           <w:sz w:val="24"/>
           <w:szCs w:val="24"/>
         </w:rPr>
@@ -394,6 +392,27 @@
           <w:szCs w:val="24"/>
         </w:rPr>
         <w:t>{text}</w:t>
+      </w:r>
+    </w:p>
+    <w:p>
+      <w:pPr>
+        <w:spacing w:before="240"/>
+        <w:ind w:left="360"/>
+        <w:jc w:val="center"/>
+        <w:rPr>
+          <w:rFonts w:ascii="Times New Roman" w:hAnsi="Times New Roman" w:cs="Times New Roman"/>
+          <w:b/>
+          <w:bCs/>
+          <w:sz w:val="24"/>
+          <w:szCs w:val="24"/>
+        </w:rPr>
+      </w:pPr>
+      <w:r>
+        <w:rPr>
+          <w:rStyle w:val="markedcontent"/>
+          <w:rFonts w:ascii="Times New Roman" w:hAnsi="Times New Roman" w:cs="Times New Roman"/>
+        </w:rPr>
+        <w:t>{%image}</w:t>
       </w:r>
     </w:p>
     <w:p>
@@ -1559,6 +1578,11 @@
       <w:spacing w:val="5"/>
     </w:rPr>
   </w:style>
+  <w:style w:type="character" w:customStyle="1" w:styleId="markedcontent">
+    <w:name w:val="markedcontent"/>
+    <w:basedOn w:val="DefaultParagraphFont"/>
+    <w:rsid w:val="009F4735"/>
+  </w:style>
 </w:styles>
 </file>
 

--- a/backend/templates/template4.docx
+++ b/backend/templates/template4.docx
@@ -419,6 +419,7 @@
       <w:pPr>
         <w:spacing w:after="0"/>
         <w:ind w:left="360"/>
+        <w:jc w:val="both"/>
         <w:rPr>
           <w:rFonts w:ascii="Times New Roman" w:hAnsi="Times New Roman" w:cs="Times New Roman"/>
         </w:rPr>
